--- a/experiments/golden_standard/figures/table_caics_definitions_zh.docx
+++ b/experiments/golden_standard/figures/table_caics_definitions_zh.docx
@@ -4,7 +4,8 @@
   <w:body>
     <w:p>
       <w:pPr>
-        <w:jc w:val="center"/>
+        <w:spacing w:after="60"/>
+        <w:jc w:val="left"/>
       </w:pPr>
       <w:r>
         <w:rPr>
@@ -17,11 +18,18 @@
     </w:p>
     <w:tbl>
       <w:tblPr>
-        <w:tblStyle w:val="TableGrid"/>
-        <w:tblW w:type="auto" w:w="0"/>
         <w:jc w:val="center"/>
+        <w:tblLook w:firstColumn="1" w:firstRow="1" w:lastColumn="0" w:lastRow="0" w:noHBand="0" w:noVBand="1" w:val="04A0"/>
+        <w:tblW w:w="8788" w:type="dxa"/>
         <w:tblLayout w:type="fixed"/>
-        <w:tblLook w:firstColumn="1" w:firstRow="1" w:lastColumn="0" w:lastRow="0" w:noHBand="0" w:noVBand="1" w:val="04A0"/>
+        <w:tblBorders>
+          <w:top w:val="single" w:sz="12" w:color="000000"/>
+          <w:left w:val="none" w:sz="0" w:color="000000"/>
+          <w:bottom w:val="single" w:sz="12" w:color="000000"/>
+          <w:right w:val="none" w:sz="0" w:color="000000"/>
+          <w:insideH w:val="none" w:sz="0" w:color="000000"/>
+          <w:insideV w:val="none" w:sz="0" w:color="000000"/>
+        </w:tblBorders>
       </w:tblPr>
       <w:tblGrid>
         <w:gridCol w:w="2160"/>
@@ -35,17 +43,21 @@
         </w:trPr>
         <w:tc>
           <w:tcPr>
-            <w:tcW w:type="dxa" w:w="1474"/>
+            <w:tcW w:type="dxa" w:w="1304"/>
             <w:vAlign w:val="center"/>
+            <w:tcBorders>
+              <w:bottom w:val="single" w:sz="6" w:color="000000"/>
+            </w:tcBorders>
           </w:tcPr>
           <w:p>
             <w:pPr>
+              <w:spacing w:before="0" w:after="0"/>
               <w:jc w:val="center"/>
             </w:pPr>
             <w:r>
               <w:rPr>
                 <w:rFonts w:ascii="宋体" w:hAnsi="宋体" w:eastAsia="宋体"/>
-                <w:b/>
+                <w:b w:val="0"/>
                 <w:sz w:val="21"/>
               </w:rPr>
               <w:t>层</w:t>
@@ -56,15 +68,19 @@
           <w:tcPr>
             <w:tcW w:type="dxa" w:w="680"/>
             <w:vAlign w:val="center"/>
+            <w:tcBorders>
+              <w:bottom w:val="single" w:sz="6" w:color="000000"/>
+            </w:tcBorders>
           </w:tcPr>
           <w:p>
             <w:pPr>
+              <w:spacing w:before="0" w:after="0"/>
               <w:jc w:val="center"/>
             </w:pPr>
             <w:r>
               <w:rPr>
                 <w:rFonts w:ascii="宋体" w:hAnsi="宋体" w:eastAsia="宋体"/>
-                <w:b/>
+                <w:b w:val="0"/>
                 <w:sz w:val="21"/>
               </w:rPr>
               <w:t>编码</w:t>
@@ -73,17 +89,21 @@
         </w:tc>
         <w:tc>
           <w:tcPr>
-            <w:tcW w:type="dxa" w:w="1928"/>
+            <w:tcW w:type="dxa" w:w="1814"/>
             <w:vAlign w:val="center"/>
+            <w:tcBorders>
+              <w:bottom w:val="single" w:sz="6" w:color="000000"/>
+            </w:tcBorders>
           </w:tcPr>
           <w:p>
             <w:pPr>
+              <w:spacing w:before="0" w:after="0"/>
               <w:jc w:val="center"/>
             </w:pPr>
             <w:r>
               <w:rPr>
                 <w:rFonts w:ascii="宋体" w:hAnsi="宋体" w:eastAsia="宋体"/>
-                <w:b/>
+                <w:b w:val="0"/>
                 <w:sz w:val="21"/>
               </w:rPr>
               <w:t>定义</w:t>
@@ -92,17 +112,21 @@
         </w:tc>
         <w:tc>
           <w:tcPr>
-            <w:tcW w:type="dxa" w:w="5102"/>
+            <w:tcW w:type="dxa" w:w="4989"/>
             <w:vAlign w:val="center"/>
+            <w:tcBorders>
+              <w:bottom w:val="single" w:sz="6" w:color="000000"/>
+            </w:tcBorders>
           </w:tcPr>
           <w:p>
             <w:pPr>
+              <w:spacing w:before="0" w:after="0"/>
               <w:jc w:val="center"/>
             </w:pPr>
             <w:r>
               <w:rPr>
                 <w:rFonts w:ascii="宋体" w:hAnsi="宋体" w:eastAsia="宋体"/>
-                <w:b/>
+                <w:b w:val="0"/>
                 <w:sz w:val="21"/>
               </w:rPr>
               <w:t>文本示例</w:t>
@@ -113,11 +137,14 @@
       <w:tr>
         <w:tc>
           <w:tcPr>
-            <w:tcW w:type="dxa" w:w="1474"/>
+            <w:tcW w:type="dxa" w:w="1304"/>
             <w:vMerge w:val="restart"/>
             <w:vAlign w:val="center"/>
           </w:tcPr>
           <w:p>
+            <w:pPr>
+              <w:spacing w:before="0" w:after="0"/>
+            </w:pPr>
             <w:r>
               <w:rPr>
                 <w:rFonts w:ascii="宋体" w:hAnsi="宋体" w:eastAsia="宋体"/>
@@ -134,6 +161,10 @@
             <w:vAlign w:val="center"/>
           </w:tcPr>
           <w:p>
+            <w:pPr>
+              <w:spacing w:before="0" w:after="0" w:line="276" w:lineRule="auto"/>
+              <w:jc w:val="center"/>
+            </w:pPr>
             <w:r>
               <w:rPr>
                 <w:rFonts w:ascii="宋体" w:hAnsi="宋体" w:eastAsia="宋体"/>
@@ -146,10 +177,13 @@
         </w:tc>
         <w:tc>
           <w:tcPr>
-            <w:tcW w:type="dxa" w:w="1928"/>
+            <w:tcW w:type="dxa" w:w="1814"/>
             <w:vAlign w:val="center"/>
           </w:tcPr>
           <w:p>
+            <w:pPr>
+              <w:spacing w:before="0" w:after="0" w:line="276" w:lineRule="auto"/>
+            </w:pPr>
             <w:r>
               <w:rPr>
                 <w:rFonts w:ascii="宋体" w:hAnsi="宋体" w:eastAsia="宋体"/>
@@ -162,10 +196,13 @@
         </w:tc>
         <w:tc>
           <w:tcPr>
-            <w:tcW w:type="dxa" w:w="5102"/>
+            <w:tcW w:type="dxa" w:w="4989"/>
             <w:vAlign w:val="center"/>
           </w:tcPr>
           <w:p>
+            <w:pPr>
+              <w:spacing w:before="0" w:after="0" w:line="276" w:lineRule="auto"/>
+            </w:pPr>
             <w:r>
               <w:rPr>
                 <w:rFonts w:ascii="宋体" w:hAnsi="宋体" w:eastAsia="宋体"/>
@@ -192,6 +229,10 @@
             <w:vAlign w:val="center"/>
           </w:tcPr>
           <w:p>
+            <w:pPr>
+              <w:spacing w:before="0" w:after="0" w:line="276" w:lineRule="auto"/>
+              <w:jc w:val="center"/>
+            </w:pPr>
             <w:r>
               <w:rPr>
                 <w:rFonts w:ascii="宋体" w:hAnsi="宋体" w:eastAsia="宋体"/>
@@ -204,10 +245,13 @@
         </w:tc>
         <w:tc>
           <w:tcPr>
-            <w:tcW w:type="dxa" w:w="1928"/>
+            <w:tcW w:type="dxa" w:w="1814"/>
             <w:vAlign w:val="center"/>
           </w:tcPr>
           <w:p>
+            <w:pPr>
+              <w:spacing w:before="0" w:after="0" w:line="276" w:lineRule="auto"/>
+            </w:pPr>
             <w:r>
               <w:rPr>
                 <w:rFonts w:ascii="宋体" w:hAnsi="宋体" w:eastAsia="宋体"/>
@@ -220,10 +264,13 @@
         </w:tc>
         <w:tc>
           <w:tcPr>
-            <w:tcW w:type="dxa" w:w="5102"/>
+            <w:tcW w:type="dxa" w:w="4989"/>
             <w:vAlign w:val="center"/>
           </w:tcPr>
           <w:p>
+            <w:pPr>
+              <w:spacing w:before="0" w:after="0" w:line="276" w:lineRule="auto"/>
+            </w:pPr>
             <w:r>
               <w:rPr>
                 <w:rFonts w:ascii="宋体" w:hAnsi="宋体" w:eastAsia="宋体"/>
@@ -250,6 +297,10 @@
             <w:vAlign w:val="center"/>
           </w:tcPr>
           <w:p>
+            <w:pPr>
+              <w:spacing w:before="0" w:after="0" w:line="276" w:lineRule="auto"/>
+              <w:jc w:val="center"/>
+            </w:pPr>
             <w:r>
               <w:rPr>
                 <w:rFonts w:ascii="宋体" w:hAnsi="宋体" w:eastAsia="宋体"/>
@@ -262,10 +313,13 @@
         </w:tc>
         <w:tc>
           <w:tcPr>
-            <w:tcW w:type="dxa" w:w="1928"/>
+            <w:tcW w:type="dxa" w:w="1814"/>
             <w:vAlign w:val="center"/>
           </w:tcPr>
           <w:p>
+            <w:pPr>
+              <w:spacing w:before="0" w:after="0" w:line="276" w:lineRule="auto"/>
+            </w:pPr>
             <w:r>
               <w:rPr>
                 <w:rFonts w:ascii="宋体" w:hAnsi="宋体" w:eastAsia="宋体"/>
@@ -278,10 +332,13 @@
         </w:tc>
         <w:tc>
           <w:tcPr>
-            <w:tcW w:type="dxa" w:w="5102"/>
+            <w:tcW w:type="dxa" w:w="4989"/>
             <w:vAlign w:val="center"/>
           </w:tcPr>
           <w:p>
+            <w:pPr>
+              <w:spacing w:before="0" w:after="0" w:line="276" w:lineRule="auto"/>
+            </w:pPr>
             <w:r>
               <w:rPr>
                 <w:rFonts w:ascii="宋体" w:hAnsi="宋体" w:eastAsia="宋体"/>
@@ -308,6 +365,10 @@
             <w:vAlign w:val="center"/>
           </w:tcPr>
           <w:p>
+            <w:pPr>
+              <w:spacing w:before="0" w:after="0" w:line="276" w:lineRule="auto"/>
+              <w:jc w:val="center"/>
+            </w:pPr>
             <w:r>
               <w:rPr>
                 <w:rFonts w:ascii="宋体" w:hAnsi="宋体" w:eastAsia="宋体"/>
@@ -320,10 +381,13 @@
         </w:tc>
         <w:tc>
           <w:tcPr>
-            <w:tcW w:type="dxa" w:w="1928"/>
+            <w:tcW w:type="dxa" w:w="1814"/>
             <w:vAlign w:val="center"/>
           </w:tcPr>
           <w:p>
+            <w:pPr>
+              <w:spacing w:before="0" w:after="0" w:line="276" w:lineRule="auto"/>
+            </w:pPr>
             <w:r>
               <w:rPr>
                 <w:rFonts w:ascii="宋体" w:hAnsi="宋体" w:eastAsia="宋体"/>
@@ -336,10 +400,13 @@
         </w:tc>
         <w:tc>
           <w:tcPr>
-            <w:tcW w:type="dxa" w:w="5102"/>
+            <w:tcW w:type="dxa" w:w="4989"/>
             <w:vAlign w:val="center"/>
           </w:tcPr>
           <w:p>
+            <w:pPr>
+              <w:spacing w:before="0" w:after="0" w:line="276" w:lineRule="auto"/>
+            </w:pPr>
             <w:r>
               <w:rPr>
                 <w:rFonts w:ascii="宋体" w:hAnsi="宋体" w:eastAsia="宋体"/>
@@ -366,6 +433,10 @@
             <w:vAlign w:val="center"/>
           </w:tcPr>
           <w:p>
+            <w:pPr>
+              <w:spacing w:before="0" w:after="0" w:line="276" w:lineRule="auto"/>
+              <w:jc w:val="center"/>
+            </w:pPr>
             <w:r>
               <w:rPr>
                 <w:rFonts w:ascii="宋体" w:hAnsi="宋体" w:eastAsia="宋体"/>
@@ -378,10 +449,13 @@
         </w:tc>
         <w:tc>
           <w:tcPr>
-            <w:tcW w:type="dxa" w:w="1928"/>
+            <w:tcW w:type="dxa" w:w="1814"/>
             <w:vAlign w:val="center"/>
           </w:tcPr>
           <w:p>
+            <w:pPr>
+              <w:spacing w:before="0" w:after="0" w:line="276" w:lineRule="auto"/>
+            </w:pPr>
             <w:r>
               <w:rPr>
                 <w:rFonts w:ascii="宋体" w:hAnsi="宋体" w:eastAsia="宋体"/>
@@ -394,10 +468,13 @@
         </w:tc>
         <w:tc>
           <w:tcPr>
-            <w:tcW w:type="dxa" w:w="5102"/>
+            <w:tcW w:type="dxa" w:w="4989"/>
             <w:vAlign w:val="center"/>
           </w:tcPr>
           <w:p>
+            <w:pPr>
+              <w:spacing w:before="0" w:after="0" w:line="276" w:lineRule="auto"/>
+            </w:pPr>
             <w:r>
               <w:rPr>
                 <w:rFonts w:ascii="宋体" w:hAnsi="宋体" w:eastAsia="宋体"/>
@@ -412,11 +489,14 @@
       <w:tr>
         <w:tc>
           <w:tcPr>
-            <w:tcW w:type="dxa" w:w="1474"/>
+            <w:tcW w:type="dxa" w:w="1304"/>
             <w:vMerge w:val="restart"/>
             <w:vAlign w:val="center"/>
           </w:tcPr>
           <w:p>
+            <w:pPr>
+              <w:spacing w:before="0" w:after="0"/>
+            </w:pPr>
             <w:r>
               <w:rPr>
                 <w:rFonts w:ascii="宋体" w:hAnsi="宋体" w:eastAsia="宋体"/>
@@ -433,6 +513,10 @@
             <w:vAlign w:val="center"/>
           </w:tcPr>
           <w:p>
+            <w:pPr>
+              <w:spacing w:before="0" w:after="0" w:line="276" w:lineRule="auto"/>
+              <w:jc w:val="center"/>
+            </w:pPr>
             <w:r>
               <w:rPr>
                 <w:rFonts w:ascii="宋体" w:hAnsi="宋体" w:eastAsia="宋体"/>
@@ -445,10 +529,13 @@
         </w:tc>
         <w:tc>
           <w:tcPr>
-            <w:tcW w:type="dxa" w:w="1928"/>
+            <w:tcW w:type="dxa" w:w="1814"/>
             <w:vAlign w:val="center"/>
           </w:tcPr>
           <w:p>
+            <w:pPr>
+              <w:spacing w:before="0" w:after="0" w:line="276" w:lineRule="auto"/>
+            </w:pPr>
             <w:r>
               <w:rPr>
                 <w:rFonts w:ascii="宋体" w:hAnsi="宋体" w:eastAsia="宋体"/>
@@ -461,10 +548,13 @@
         </w:tc>
         <w:tc>
           <w:tcPr>
-            <w:tcW w:type="dxa" w:w="5102"/>
+            <w:tcW w:type="dxa" w:w="4989"/>
             <w:vAlign w:val="center"/>
           </w:tcPr>
           <w:p>
+            <w:pPr>
+              <w:spacing w:before="0" w:after="0" w:line="276" w:lineRule="auto"/>
+            </w:pPr>
             <w:r>
               <w:rPr>
                 <w:rFonts w:ascii="宋体" w:hAnsi="宋体" w:eastAsia="宋体"/>
@@ -491,6 +581,10 @@
             <w:vAlign w:val="center"/>
           </w:tcPr>
           <w:p>
+            <w:pPr>
+              <w:spacing w:before="0" w:after="0" w:line="276" w:lineRule="auto"/>
+              <w:jc w:val="center"/>
+            </w:pPr>
             <w:r>
               <w:rPr>
                 <w:rFonts w:ascii="宋体" w:hAnsi="宋体" w:eastAsia="宋体"/>
@@ -503,10 +597,13 @@
         </w:tc>
         <w:tc>
           <w:tcPr>
-            <w:tcW w:type="dxa" w:w="1928"/>
+            <w:tcW w:type="dxa" w:w="1814"/>
             <w:vAlign w:val="center"/>
           </w:tcPr>
           <w:p>
+            <w:pPr>
+              <w:spacing w:before="0" w:after="0" w:line="276" w:lineRule="auto"/>
+            </w:pPr>
             <w:r>
               <w:rPr>
                 <w:rFonts w:ascii="宋体" w:hAnsi="宋体" w:eastAsia="宋体"/>
@@ -519,10 +616,13 @@
         </w:tc>
         <w:tc>
           <w:tcPr>
-            <w:tcW w:type="dxa" w:w="5102"/>
+            <w:tcW w:type="dxa" w:w="4989"/>
             <w:vAlign w:val="center"/>
           </w:tcPr>
           <w:p>
+            <w:pPr>
+              <w:spacing w:before="0" w:after="0" w:line="276" w:lineRule="auto"/>
+            </w:pPr>
             <w:r>
               <w:rPr>
                 <w:rFonts w:ascii="宋体" w:hAnsi="宋体" w:eastAsia="宋体"/>
@@ -549,6 +649,10 @@
             <w:vAlign w:val="center"/>
           </w:tcPr>
           <w:p>
+            <w:pPr>
+              <w:spacing w:before="0" w:after="0" w:line="276" w:lineRule="auto"/>
+              <w:jc w:val="center"/>
+            </w:pPr>
             <w:r>
               <w:rPr>
                 <w:rFonts w:ascii="宋体" w:hAnsi="宋体" w:eastAsia="宋体"/>
@@ -561,10 +665,13 @@
         </w:tc>
         <w:tc>
           <w:tcPr>
-            <w:tcW w:type="dxa" w:w="1928"/>
+            <w:tcW w:type="dxa" w:w="1814"/>
             <w:vAlign w:val="center"/>
           </w:tcPr>
           <w:p>
+            <w:pPr>
+              <w:spacing w:before="0" w:after="0" w:line="276" w:lineRule="auto"/>
+            </w:pPr>
             <w:r>
               <w:rPr>
                 <w:rFonts w:ascii="宋体" w:hAnsi="宋体" w:eastAsia="宋体"/>
@@ -577,10 +684,13 @@
         </w:tc>
         <w:tc>
           <w:tcPr>
-            <w:tcW w:type="dxa" w:w="5102"/>
+            <w:tcW w:type="dxa" w:w="4989"/>
             <w:vAlign w:val="center"/>
           </w:tcPr>
           <w:p>
+            <w:pPr>
+              <w:spacing w:before="0" w:after="0" w:line="276" w:lineRule="auto"/>
+            </w:pPr>
             <w:r>
               <w:rPr>
                 <w:rFonts w:ascii="宋体" w:hAnsi="宋体" w:eastAsia="宋体"/>
@@ -607,6 +717,10 @@
             <w:vAlign w:val="center"/>
           </w:tcPr>
           <w:p>
+            <w:pPr>
+              <w:spacing w:before="0" w:after="0" w:line="276" w:lineRule="auto"/>
+              <w:jc w:val="center"/>
+            </w:pPr>
             <w:r>
               <w:rPr>
                 <w:rFonts w:ascii="宋体" w:hAnsi="宋体" w:eastAsia="宋体"/>
@@ -619,10 +733,13 @@
         </w:tc>
         <w:tc>
           <w:tcPr>
-            <w:tcW w:type="dxa" w:w="1928"/>
+            <w:tcW w:type="dxa" w:w="1814"/>
             <w:vAlign w:val="center"/>
           </w:tcPr>
           <w:p>
+            <w:pPr>
+              <w:spacing w:before="0" w:after="0" w:line="276" w:lineRule="auto"/>
+            </w:pPr>
             <w:r>
               <w:rPr>
                 <w:rFonts w:ascii="宋体" w:hAnsi="宋体" w:eastAsia="宋体"/>
@@ -635,10 +752,13 @@
         </w:tc>
         <w:tc>
           <w:tcPr>
-            <w:tcW w:type="dxa" w:w="5102"/>
+            <w:tcW w:type="dxa" w:w="4989"/>
             <w:vAlign w:val="center"/>
           </w:tcPr>
           <w:p>
+            <w:pPr>
+              <w:spacing w:before="0" w:after="0" w:line="276" w:lineRule="auto"/>
+            </w:pPr>
             <w:r>
               <w:rPr>
                 <w:rFonts w:ascii="宋体" w:hAnsi="宋体" w:eastAsia="宋体"/>
@@ -653,11 +773,14 @@
       <w:tr>
         <w:tc>
           <w:tcPr>
-            <w:tcW w:type="dxa" w:w="1474"/>
+            <w:tcW w:type="dxa" w:w="1304"/>
             <w:vMerge w:val="restart"/>
             <w:vAlign w:val="center"/>
           </w:tcPr>
           <w:p>
+            <w:pPr>
+              <w:spacing w:before="0" w:after="0"/>
+            </w:pPr>
             <w:r>
               <w:rPr>
                 <w:rFonts w:ascii="宋体" w:hAnsi="宋体" w:eastAsia="宋体"/>
@@ -674,6 +797,10 @@
             <w:vAlign w:val="center"/>
           </w:tcPr>
           <w:p>
+            <w:pPr>
+              <w:spacing w:before="0" w:after="0" w:line="276" w:lineRule="auto"/>
+              <w:jc w:val="center"/>
+            </w:pPr>
             <w:r>
               <w:rPr>
                 <w:rFonts w:ascii="宋体" w:hAnsi="宋体" w:eastAsia="宋体"/>
@@ -686,10 +813,13 @@
         </w:tc>
         <w:tc>
           <w:tcPr>
-            <w:tcW w:type="dxa" w:w="1928"/>
+            <w:tcW w:type="dxa" w:w="1814"/>
             <w:vAlign w:val="center"/>
           </w:tcPr>
           <w:p>
+            <w:pPr>
+              <w:spacing w:before="0" w:after="0" w:line="276" w:lineRule="auto"/>
+            </w:pPr>
             <w:r>
               <w:rPr>
                 <w:rFonts w:ascii="宋体" w:hAnsi="宋体" w:eastAsia="宋体"/>
@@ -702,10 +832,13 @@
         </w:tc>
         <w:tc>
           <w:tcPr>
-            <w:tcW w:type="dxa" w:w="5102"/>
+            <w:tcW w:type="dxa" w:w="4989"/>
             <w:vAlign w:val="center"/>
           </w:tcPr>
           <w:p>
+            <w:pPr>
+              <w:spacing w:before="0" w:after="0" w:line="276" w:lineRule="auto"/>
+            </w:pPr>
             <w:r>
               <w:rPr>
                 <w:rFonts w:ascii="宋体" w:hAnsi="宋体" w:eastAsia="宋体"/>
@@ -732,6 +865,10 @@
             <w:vAlign w:val="center"/>
           </w:tcPr>
           <w:p>
+            <w:pPr>
+              <w:spacing w:before="0" w:after="0" w:line="276" w:lineRule="auto"/>
+              <w:jc w:val="center"/>
+            </w:pPr>
             <w:r>
               <w:rPr>
                 <w:rFonts w:ascii="宋体" w:hAnsi="宋体" w:eastAsia="宋体"/>
@@ -744,10 +881,13 @@
         </w:tc>
         <w:tc>
           <w:tcPr>
-            <w:tcW w:type="dxa" w:w="1928"/>
+            <w:tcW w:type="dxa" w:w="1814"/>
             <w:vAlign w:val="center"/>
           </w:tcPr>
           <w:p>
+            <w:pPr>
+              <w:spacing w:before="0" w:after="0" w:line="276" w:lineRule="auto"/>
+            </w:pPr>
             <w:r>
               <w:rPr>
                 <w:rFonts w:ascii="宋体" w:hAnsi="宋体" w:eastAsia="宋体"/>
@@ -760,10 +900,13 @@
         </w:tc>
         <w:tc>
           <w:tcPr>
-            <w:tcW w:type="dxa" w:w="5102"/>
+            <w:tcW w:type="dxa" w:w="4989"/>
             <w:vAlign w:val="center"/>
           </w:tcPr>
           <w:p>
+            <w:pPr>
+              <w:spacing w:before="0" w:after="0" w:line="276" w:lineRule="auto"/>
+            </w:pPr>
             <w:r>
               <w:rPr>
                 <w:rFonts w:ascii="宋体" w:hAnsi="宋体" w:eastAsia="宋体"/>
@@ -790,6 +933,10 @@
             <w:vAlign w:val="center"/>
           </w:tcPr>
           <w:p>
+            <w:pPr>
+              <w:spacing w:before="0" w:after="0" w:line="276" w:lineRule="auto"/>
+              <w:jc w:val="center"/>
+            </w:pPr>
             <w:r>
               <w:rPr>
                 <w:rFonts w:ascii="宋体" w:hAnsi="宋体" w:eastAsia="宋体"/>
@@ -802,10 +949,13 @@
         </w:tc>
         <w:tc>
           <w:tcPr>
-            <w:tcW w:type="dxa" w:w="1928"/>
+            <w:tcW w:type="dxa" w:w="1814"/>
             <w:vAlign w:val="center"/>
           </w:tcPr>
           <w:p>
+            <w:pPr>
+              <w:spacing w:before="0" w:after="0" w:line="276" w:lineRule="auto"/>
+            </w:pPr>
             <w:r>
               <w:rPr>
                 <w:rFonts w:ascii="宋体" w:hAnsi="宋体" w:eastAsia="宋体"/>
@@ -818,10 +968,13 @@
         </w:tc>
         <w:tc>
           <w:tcPr>
-            <w:tcW w:type="dxa" w:w="5102"/>
+            <w:tcW w:type="dxa" w:w="4989"/>
             <w:vAlign w:val="center"/>
           </w:tcPr>
           <w:p>
+            <w:pPr>
+              <w:spacing w:before="0" w:after="0" w:line="276" w:lineRule="auto"/>
+            </w:pPr>
             <w:r>
               <w:rPr>
                 <w:rFonts w:ascii="宋体" w:hAnsi="宋体" w:eastAsia="宋体"/>
@@ -848,6 +1001,10 @@
             <w:vAlign w:val="center"/>
           </w:tcPr>
           <w:p>
+            <w:pPr>
+              <w:spacing w:before="0" w:after="0" w:line="276" w:lineRule="auto"/>
+              <w:jc w:val="center"/>
+            </w:pPr>
             <w:r>
               <w:rPr>
                 <w:rFonts w:ascii="宋体" w:hAnsi="宋体" w:eastAsia="宋体"/>
@@ -860,10 +1017,13 @@
         </w:tc>
         <w:tc>
           <w:tcPr>
-            <w:tcW w:type="dxa" w:w="1928"/>
+            <w:tcW w:type="dxa" w:w="1814"/>
             <w:vAlign w:val="center"/>
           </w:tcPr>
           <w:p>
+            <w:pPr>
+              <w:spacing w:before="0" w:after="0" w:line="276" w:lineRule="auto"/>
+            </w:pPr>
             <w:r>
               <w:rPr>
                 <w:rFonts w:ascii="宋体" w:hAnsi="宋体" w:eastAsia="宋体"/>
@@ -876,10 +1036,13 @@
         </w:tc>
         <w:tc>
           <w:tcPr>
-            <w:tcW w:type="dxa" w:w="5102"/>
+            <w:tcW w:type="dxa" w:w="4989"/>
             <w:vAlign w:val="center"/>
           </w:tcPr>
           <w:p>
+            <w:pPr>
+              <w:spacing w:before="0" w:after="0" w:line="276" w:lineRule="auto"/>
+            </w:pPr>
             <w:r>
               <w:rPr>
                 <w:rFonts w:ascii="宋体" w:hAnsi="宋体" w:eastAsia="宋体"/>
@@ -894,11 +1057,14 @@
       <w:tr>
         <w:tc>
           <w:tcPr>
-            <w:tcW w:type="dxa" w:w="1474"/>
+            <w:tcW w:type="dxa" w:w="1304"/>
             <w:vMerge w:val="restart"/>
             <w:vAlign w:val="center"/>
           </w:tcPr>
           <w:p>
+            <w:pPr>
+              <w:spacing w:before="0" w:after="0"/>
+            </w:pPr>
             <w:r>
               <w:rPr>
                 <w:rFonts w:ascii="宋体" w:hAnsi="宋体" w:eastAsia="宋体"/>
@@ -915,6 +1081,10 @@
             <w:vAlign w:val="center"/>
           </w:tcPr>
           <w:p>
+            <w:pPr>
+              <w:spacing w:before="0" w:after="0" w:line="276" w:lineRule="auto"/>
+              <w:jc w:val="center"/>
+            </w:pPr>
             <w:r>
               <w:rPr>
                 <w:rFonts w:ascii="宋体" w:hAnsi="宋体" w:eastAsia="宋体"/>
@@ -927,10 +1097,13 @@
         </w:tc>
         <w:tc>
           <w:tcPr>
-            <w:tcW w:type="dxa" w:w="1928"/>
+            <w:tcW w:type="dxa" w:w="1814"/>
             <w:vAlign w:val="center"/>
           </w:tcPr>
           <w:p>
+            <w:pPr>
+              <w:spacing w:before="0" w:after="0" w:line="276" w:lineRule="auto"/>
+            </w:pPr>
             <w:r>
               <w:rPr>
                 <w:rFonts w:ascii="宋体" w:hAnsi="宋体" w:eastAsia="宋体"/>
@@ -943,10 +1116,13 @@
         </w:tc>
         <w:tc>
           <w:tcPr>
-            <w:tcW w:type="dxa" w:w="5102"/>
+            <w:tcW w:type="dxa" w:w="4989"/>
             <w:vAlign w:val="center"/>
           </w:tcPr>
           <w:p>
+            <w:pPr>
+              <w:spacing w:before="0" w:after="0" w:line="276" w:lineRule="auto"/>
+            </w:pPr>
             <w:r>
               <w:rPr>
                 <w:rFonts w:ascii="宋体" w:hAnsi="宋体" w:eastAsia="宋体"/>
@@ -973,6 +1149,10 @@
             <w:vAlign w:val="center"/>
           </w:tcPr>
           <w:p>
+            <w:pPr>
+              <w:spacing w:before="0" w:after="0" w:line="276" w:lineRule="auto"/>
+              <w:jc w:val="center"/>
+            </w:pPr>
             <w:r>
               <w:rPr>
                 <w:rFonts w:ascii="宋体" w:hAnsi="宋体" w:eastAsia="宋体"/>
@@ -985,10 +1165,13 @@
         </w:tc>
         <w:tc>
           <w:tcPr>
-            <w:tcW w:type="dxa" w:w="1928"/>
+            <w:tcW w:type="dxa" w:w="1814"/>
             <w:vAlign w:val="center"/>
           </w:tcPr>
           <w:p>
+            <w:pPr>
+              <w:spacing w:before="0" w:after="0" w:line="276" w:lineRule="auto"/>
+            </w:pPr>
             <w:r>
               <w:rPr>
                 <w:rFonts w:ascii="宋体" w:hAnsi="宋体" w:eastAsia="宋体"/>
@@ -1001,10 +1184,13 @@
         </w:tc>
         <w:tc>
           <w:tcPr>
-            <w:tcW w:type="dxa" w:w="5102"/>
+            <w:tcW w:type="dxa" w:w="4989"/>
             <w:vAlign w:val="center"/>
           </w:tcPr>
           <w:p>
+            <w:pPr>
+              <w:spacing w:before="0" w:after="0" w:line="276" w:lineRule="auto"/>
+            </w:pPr>
             <w:r>
               <w:rPr>
                 <w:rFonts w:ascii="宋体" w:hAnsi="宋体" w:eastAsia="宋体"/>
@@ -1031,6 +1217,10 @@
             <w:vAlign w:val="center"/>
           </w:tcPr>
           <w:p>
+            <w:pPr>
+              <w:spacing w:before="0" w:after="0" w:line="276" w:lineRule="auto"/>
+              <w:jc w:val="center"/>
+            </w:pPr>
             <w:r>
               <w:rPr>
                 <w:rFonts w:ascii="宋体" w:hAnsi="宋体" w:eastAsia="宋体"/>
@@ -1043,10 +1233,13 @@
         </w:tc>
         <w:tc>
           <w:tcPr>
-            <w:tcW w:type="dxa" w:w="1928"/>
+            <w:tcW w:type="dxa" w:w="1814"/>
             <w:vAlign w:val="center"/>
           </w:tcPr>
           <w:p>
+            <w:pPr>
+              <w:spacing w:before="0" w:after="0" w:line="276" w:lineRule="auto"/>
+            </w:pPr>
             <w:r>
               <w:rPr>
                 <w:rFonts w:ascii="宋体" w:hAnsi="宋体" w:eastAsia="宋体"/>
@@ -1059,10 +1252,13 @@
         </w:tc>
         <w:tc>
           <w:tcPr>
-            <w:tcW w:type="dxa" w:w="5102"/>
+            <w:tcW w:type="dxa" w:w="4989"/>
             <w:vAlign w:val="center"/>
           </w:tcPr>
           <w:p>
+            <w:pPr>
+              <w:spacing w:before="0" w:after="0" w:line="276" w:lineRule="auto"/>
+            </w:pPr>
             <w:r>
               <w:rPr>
                 <w:rFonts w:ascii="宋体" w:hAnsi="宋体" w:eastAsia="宋体"/>
@@ -1089,6 +1285,10 @@
             <w:vAlign w:val="center"/>
           </w:tcPr>
           <w:p>
+            <w:pPr>
+              <w:spacing w:before="0" w:after="0" w:line="276" w:lineRule="auto"/>
+              <w:jc w:val="center"/>
+            </w:pPr>
             <w:r>
               <w:rPr>
                 <w:rFonts w:ascii="宋体" w:hAnsi="宋体" w:eastAsia="宋体"/>
@@ -1101,10 +1301,13 @@
         </w:tc>
         <w:tc>
           <w:tcPr>
-            <w:tcW w:type="dxa" w:w="1928"/>
+            <w:tcW w:type="dxa" w:w="1814"/>
             <w:vAlign w:val="center"/>
           </w:tcPr>
           <w:p>
+            <w:pPr>
+              <w:spacing w:before="0" w:after="0" w:line="276" w:lineRule="auto"/>
+            </w:pPr>
             <w:r>
               <w:rPr>
                 <w:rFonts w:ascii="宋体" w:hAnsi="宋体" w:eastAsia="宋体"/>
@@ -1117,10 +1320,13 @@
         </w:tc>
         <w:tc>
           <w:tcPr>
-            <w:tcW w:type="dxa" w:w="5102"/>
+            <w:tcW w:type="dxa" w:w="4989"/>
             <w:vAlign w:val="center"/>
           </w:tcPr>
           <w:p>
+            <w:pPr>
+              <w:spacing w:before="0" w:after="0" w:line="276" w:lineRule="auto"/>
+            </w:pPr>
             <w:r>
               <w:rPr>
                 <w:rFonts w:ascii="宋体" w:hAnsi="宋体" w:eastAsia="宋体"/>
@@ -1135,11 +1341,14 @@
       <w:tr>
         <w:tc>
           <w:tcPr>
-            <w:tcW w:type="dxa" w:w="1474"/>
+            <w:tcW w:type="dxa" w:w="1304"/>
             <w:vMerge w:val="restart"/>
             <w:vAlign w:val="center"/>
           </w:tcPr>
           <w:p>
+            <w:pPr>
+              <w:spacing w:before="0" w:after="0"/>
+            </w:pPr>
             <w:r>
               <w:rPr>
                 <w:rFonts w:ascii="宋体" w:hAnsi="宋体" w:eastAsia="宋体"/>
@@ -1156,6 +1365,10 @@
             <w:vAlign w:val="center"/>
           </w:tcPr>
           <w:p>
+            <w:pPr>
+              <w:spacing w:before="0" w:after="0" w:line="276" w:lineRule="auto"/>
+              <w:jc w:val="center"/>
+            </w:pPr>
             <w:r>
               <w:rPr>
                 <w:rFonts w:ascii="宋体" w:hAnsi="宋体" w:eastAsia="宋体"/>
@@ -1168,10 +1381,13 @@
         </w:tc>
         <w:tc>
           <w:tcPr>
-            <w:tcW w:type="dxa" w:w="1928"/>
+            <w:tcW w:type="dxa" w:w="1814"/>
             <w:vAlign w:val="center"/>
           </w:tcPr>
           <w:p>
+            <w:pPr>
+              <w:spacing w:before="0" w:after="0" w:line="276" w:lineRule="auto"/>
+            </w:pPr>
             <w:r>
               <w:rPr>
                 <w:rFonts w:ascii="宋体" w:hAnsi="宋体" w:eastAsia="宋体"/>
@@ -1184,10 +1400,13 @@
         </w:tc>
         <w:tc>
           <w:tcPr>
-            <w:tcW w:type="dxa" w:w="5102"/>
+            <w:tcW w:type="dxa" w:w="4989"/>
             <w:vAlign w:val="center"/>
           </w:tcPr>
           <w:p>
+            <w:pPr>
+              <w:spacing w:before="0" w:after="0" w:line="276" w:lineRule="auto"/>
+            </w:pPr>
             <w:r>
               <w:rPr>
                 <w:rFonts w:ascii="宋体" w:hAnsi="宋体" w:eastAsia="宋体"/>
@@ -1214,6 +1433,10 @@
             <w:vAlign w:val="center"/>
           </w:tcPr>
           <w:p>
+            <w:pPr>
+              <w:spacing w:before="0" w:after="0" w:line="276" w:lineRule="auto"/>
+              <w:jc w:val="center"/>
+            </w:pPr>
             <w:r>
               <w:rPr>
                 <w:rFonts w:ascii="宋体" w:hAnsi="宋体" w:eastAsia="宋体"/>
@@ -1226,10 +1449,13 @@
         </w:tc>
         <w:tc>
           <w:tcPr>
-            <w:tcW w:type="dxa" w:w="1928"/>
+            <w:tcW w:type="dxa" w:w="1814"/>
             <w:vAlign w:val="center"/>
           </w:tcPr>
           <w:p>
+            <w:pPr>
+              <w:spacing w:before="0" w:after="0" w:line="276" w:lineRule="auto"/>
+            </w:pPr>
             <w:r>
               <w:rPr>
                 <w:rFonts w:ascii="宋体" w:hAnsi="宋体" w:eastAsia="宋体"/>
@@ -1242,10 +1468,13 @@
         </w:tc>
         <w:tc>
           <w:tcPr>
-            <w:tcW w:type="dxa" w:w="5102"/>
+            <w:tcW w:type="dxa" w:w="4989"/>
             <w:vAlign w:val="center"/>
           </w:tcPr>
           <w:p>
+            <w:pPr>
+              <w:spacing w:before="0" w:after="0" w:line="276" w:lineRule="auto"/>
+            </w:pPr>
             <w:r>
               <w:rPr>
                 <w:rFonts w:ascii="宋体" w:hAnsi="宋体" w:eastAsia="宋体"/>
@@ -1259,6 +1488,9 @@
       </w:tr>
     </w:tbl>
     <w:p>
+      <w:pPr>
+        <w:spacing w:before="80"/>
+      </w:pPr>
       <w:r>
         <w:rPr>
           <w:rFonts w:ascii="宋体" w:hAnsi="宋体" w:eastAsia="宋体"/>
